--- a/manuscript/submission_ready/01_Cover_Letter_Molecular_Diversity.docx
+++ b/manuscript/submission_ready/01_Cover_Letter_Molecular_Diversity.docx
@@ -3,86 +3,107 @@
 <w:document xmlns:wpc="http://schemas.microsoft.com/office/word/2010/wordprocessingCanvas" xmlns:mo="http://schemas.microsoft.com/office/mac/office/2008/main" xmlns:mc="http://schemas.openxmlformats.org/markup-compatibility/2006" xmlns:mv="urn:schemas-microsoft-com:mac:vml" xmlns:o="urn:schemas-microsoft-com:office:office" xmlns:r="http://schemas.openxmlformats.org/officeDocument/2006/relationships" xmlns:m="http://schemas.openxmlformats.org/officeDocument/2006/math" xmlns:v="urn:schemas-microsoft-com:vml" xmlns:wp14="http://schemas.microsoft.com/office/word/2010/wordprocessingDrawing" xmlns:wp="http://schemas.openxmlformats.org/drawingml/2006/wordprocessingDrawing" xmlns:w10="urn:schemas-microsoft-com:office:word" xmlns:w="http://schemas.openxmlformats.org/wordprocessingml/2006/main" xmlns:w14="http://schemas.microsoft.com/office/word/2010/wordml" xmlns:wpg="http://schemas.microsoft.com/office/word/2010/wordprocessingGroup" xmlns:wpi="http://schemas.microsoft.com/office/word/2010/wordprocessingInk" xmlns:wne="http://schemas.microsoft.com/office/word/2006/wordml" xmlns:wps="http://schemas.microsoft.com/office/word/2010/wordprocessingShape" mc:Ignorable="w14 wp14">
   <w:body>
     <w:p>
-      <w:pPr>
-        <w:spacing w:after="160"/>
-      </w:pPr>
       <w:r>
         <w:rPr>
           <w:b/>
         </w:rPr>
-        <w:t>Date: August 31, 2026</w:t>
+        <w:t>Andrés Monreal Hernández, Ph.D.</w:t>
         <w:br/>
+        <w:t>Universidad Estatal de Sonora, Hermosillo, Sonora, Mexico</w:t>
         <w:br/>
-        <w:t>To:</w:t>
-        <w:br/>
-        <w:t>Prof. Dr. Salvatore Guccione</w:t>
-        <w:br/>
-        <w:t>Editor-in-Chief, Molecular Diversity</w:t>
-        <w:br/>
-        <w:t>Springer Nature</w:t>
+        <w:t>Email: andres.monreal@ues.mx | ORCID: 0009-0009-1207-8597</w:t>
+      </w:r>
+    </w:p>
+    <w:p>
+      <w:r>
+        <w:t>To: The Editor-in-Chief, Molecular Diversity (Springer Nature)</w:t>
+      </w:r>
+    </w:p>
+    <w:p>
+      <w:r>
+        <w:t>Dear Editor,</w:t>
+      </w:r>
+    </w:p>
+    <w:p>
+      <w:r>
+        <w:t>We submit our original research manuscript for consideration in Molecular Diversity:</w:t>
+      </w:r>
+    </w:p>
+    <w:p>
+      <w:r>
+        <w:rPr>
+          <w:b/>
+          <w:color w:val="0D47A1"/>
+        </w:rPr>
+        <w:t>“Explainable AI and Quantum Chemical Exploration of 2D Titanium Carbide MXene (Ti3C2Tx) Nanosheets as Targeted Nanovehicles for Glioblastoma Therapeutics Across the Blood-Brain Barrier”</w:t>
+      </w:r>
+    </w:p>
+    <w:p>
+      <w:r>
+        <w:rPr>
+          <w:b/>
+        </w:rPr>
+        <w:t>Real, pipeline-traceable results:</w:t>
       </w:r>
     </w:p>
     <w:p>
       <w:pPr>
-        <w:spacing w:after="200"/>
+        <w:ind w:left="432"/>
       </w:pPr>
       <w:r>
-        <w:rPr>
-          <w:b/>
-          <w:color w:val="004D40"/>
-        </w:rPr>
-        <w:t>Subject: Submission of Original Research Article titled 'Quantum-Chemical Modeling and Machine Learning-Driven Nano-QSAR of Functionalized 2D Titanium Carbide MXene Nanosheets for Targeted Glioblastoma Therapeutics Delivery'</w:t>
+        <w:t>GFN2-xTB single-point interaction energies for all 35 therapeutics on a pristine Ti3C2O2 MXene cluster, Delta_E_int,SP = -0.9 to -15.5 kcal/mol; frontier-orbital and conceptual-DFT indices taken from the xtb output.</w:t>
       </w:r>
     </w:p>
     <w:p>
       <w:pPr>
-        <w:spacing w:after="160" w:line="276" w:lineRule="auto"/>
+        <w:ind w:left="432"/>
       </w:pPr>
       <w:r>
-        <w:t>Dear Prof. Dr. Salvatore Guccione and Editorial Board Members,</w:t>
-        <w:br/>
-        <w:br/>
-        <w:t>We are pleased to submit our original research manuscript entitled 'Quantum-Chemical Modeling and Machine Learning-Driven Nano-QSAR of Functionalized 2D Titanium Carbide MXene Nanosheets for Targeted Glioblastoma Therapeutics Delivery' for consideration for publication in Molecular Diversity.</w:t>
-        <w:br/>
-        <w:br/>
-        <w:t>Glioblastoma Multiforme (GBM) remains the most aggressive and lethal primary brain malignancy, characterized by near-universal resistance to conventional chemotherapy (Temozolomide) and severe blood-brain barrier (BBB) penetration challenges. In this study, we present an integrated computational chemistry, Explainable AI (XAI), and nano-QSAR framework evaluating the supramolecular loading, quantum-chemical interaction space, and receptor target engagement of two-dimensional titanium carbide MXene (Ti3C2Tx) nanosheets across N=35 curated neuro-oncology therapeutics. This work directly aligns with the core scope of Molecular Diversity in computational molecular design, structure-property relationships, AI/ML surrogate modeling, and chemical library prioritization.</w:t>
-        <w:br/>
-        <w:br/>
-        <w:t>Key Highlights of our Investigation:</w:t>
-        <w:br/>
-        <w:t>1. Oncogenic EGFRvIII Kinase Docking: High-resolution docking on the crystal structure of human EGFRvIII (PDB ID: 2J6M / 4ZAU) mapped binding poses and key catalytic interactions (Lys745, Met793).</w:t>
-        <w:br/>
-        <w:t>2. Standardized Quantum Interaction Energetics: Evaluated tight-binding GFN2-xTB standardized intermolecular interactions (Delta_E_int,std = -19.4 to -42.5 kcal/mol) across pristine Ti3C2O2 and functionalized MXene configurations.</w:t>
-        <w:br/>
-        <w:t>3. Multilevel DFT Benchmark: Validated GFN2-xTB against higher-level dispersion-corrected DFT single-point reference calculations (ORCA 6.1.1, B3LYP-D3BJ/def2-SVP) across representative neuro-oncology drugs (MAE = 1.77 kcal/mol).</w:t>
-        <w:br/>
-        <w:t>4. OECD-Aligned Nano-QSAR Surrogate Modeling: Developed a leak-free nested cross-validated surrogate model with prespecified physicochemical &amp; CDFT descriptors (Q²_CV = +0.598, RMSE = 4.92 kcal/mol), verified against chance correlation by 1,000 Y-scrambling permutations (empirical p = 0.001).</w:t>
-        <w:br/>
-        <w:t>5. Complete Open Science &amp; Reproducibility: All codes, coordinates, and models are publicly accessible on GitHub (https://github.com/sircalch/mxene-glioblastoma-qsar-ai) and permanently archived under Zenodo DOI 10.5281/zenodo.22187857.</w:t>
-        <w:br/>
-        <w:br/>
-        <w:t>Suggested Independent Reviewers:</w:t>
-        <w:br/>
-        <w:t>1. Prof. Dr. Yury Gogotsi (Drexel University, USA) - Pioneer in MXene synthesis, 2D materials, and biomedical applications. Email: gogotsi@drexel.edu</w:t>
-        <w:br/>
-        <w:t>2. Prof. Dr. Stefan Grimme (Universität Bonn, Germany) - Expert in semiempirical tight-binding methods (GFN-xTB) and dispersion corrections. Email: grimme@thch.uni-bonn.de</w:t>
-        <w:br/>
-        <w:t>3. Prof. Dr. Alexandre Varnek (University of Strasbourg, France) - Expert in chemoinformatics and QSAR/QSPR modeling. Email: varnek@unistra.fr</w:t>
-        <w:br/>
-        <w:t>4. Prof. Dr. Webster K. Cavenee (Ludwig Institute for Cancer Research / UCSD) - Pioneer in EGFRvIII biology and Glioblastoma molecular therapeutics. Email: wcavenee@health.ucsd.edu</w:t>
-        <w:br/>
-        <w:br/>
-        <w:t>Thank you very much for your time and consideration of our manuscript.</w:t>
-        <w:br/>
-        <w:br/>
+        <w:t>Physical AutoDock Vina v1.2.7 docking against the EGFR kinase domain (PDB 4ZAU; 2J6M as control).</w:t>
+      </w:r>
+    </w:p>
+    <w:p>
+      <w:pPr>
+        <w:ind w:left="432"/>
+      </w:pPr>
+      <w:r>
+        <w:t>Leak-free nested 5x5 cross-validated surrogate model on the real Delta_E_int,SP; performance is modest and the feature-importance analysis is presented as exploratory.</w:t>
+      </w:r>
+    </w:p>
+    <w:p>
+      <w:pPr>
+        <w:ind w:left="432"/>
+      </w:pPr>
+      <w:r>
+        <w:t>OECD Principle 3 applicability domain by Williams leverage on the real descriptor matrix.</w:t>
+      </w:r>
+    </w:p>
+    <w:p>
+      <w:pPr>
+        <w:ind w:left="432"/>
+      </w:pPr>
+      <w:r>
+        <w:t>The Ti3C2-Angiopep-2 functionalized carrier is proposed as future work; it has no real data in this study.</w:t>
+      </w:r>
+    </w:p>
+    <w:p>
+      <w:pPr>
+        <w:ind w:left="432"/>
+      </w:pPr>
+      <w:r>
+        <w:t>Full open-source pipeline and data archive (Zenodo 10.5281/zenodo.22187857).</w:t>
+      </w:r>
+    </w:p>
+    <w:p>
+      <w:r>
+        <w:t>The manuscript is original, not under consideration elsewhere, and all authors approve the submission and declare no competing interests.</w:t>
+      </w:r>
+    </w:p>
+    <w:p>
+      <w:r>
         <w:t>Sincerely,</w:t>
         <w:br/>
-        <w:br/>
         <w:t>Andrés Monreal Hernández, Ph.D. (Corresponding Author)</w:t>
-        <w:br/>
-        <w:t>Universidad Estatal de Sonora, Mexico</w:t>
-        <w:br/>
-        <w:t>Email: andres.monreal@ues.mx</w:t>
       </w:r>
     </w:p>
     <w:sectPr>

--- a/manuscript/submission_ready/01_Cover_Letter_Molecular_Diversity.docx
+++ b/manuscript/submission_ready/01_Cover_Letter_Molecular_Diversity.docx
@@ -59,7 +59,7 @@
         <w:ind w:left="432"/>
       </w:pPr>
       <w:r>
-        <w:t>Physical AutoDock Vina v1.2.7 docking against the EGFR kinase domain (PDB 4ZAU; 2J6M as control).</w:t>
+        <w:t>A single reproducible AutoDock Vina v1.2.7 run of the 33 dockable compounds against the EGFR kinase domain (PDB 4ZAU; 2J6M as control): -3.8 to -9.2 kcal/mol, mean -7.1.</w:t>
       </w:r>
     </w:p>
     <w:p>
@@ -67,7 +67,7 @@
         <w:ind w:left="432"/>
       </w:pPr>
       <w:r>
-        <w:t>Leak-free nested 5x5 cross-validated surrogate model on the real Delta_E_int,SP; performance is modest and the feature-importance analysis is presented as exploratory.</w:t>
+        <w:t>Leak-free nested 5x5 cross-validated RidgeCV surrogate: Q2_CV = 0.31 (EGFR docking, at best weakly predictive) and 0.10 (MXene interaction energy); the feature-importance analysis is presented as exploratory.</w:t>
       </w:r>
     </w:p>
     <w:p>
